--- a/database_migrations/extra_schemas.docx
+++ b/database_migrations/extra_schemas.docx
@@ -51,19 +51,24 @@
           <w:sz w:val="16"/>
           <w:szCs w:val="16"/>
         </w:rPr>
-        <w:t>create table users (</w:t>
+        <w:t xml:space="preserve">create table </w:t>
       </w:r>
-    </w:p>
-    <w:p>
-      <w:pPr>
-        <w:tabs>
-          <w:tab w:val="left" w:pos="1130"/>
-        </w:tabs>
-        <w:rPr>
-          <w:sz w:val="16"/>
-          <w:szCs w:val="16"/>
-        </w:rPr>
-      </w:pPr>
+      <w:proofErr w:type="spellStart"/>
+      <w:r>
+        <w:rPr>
+          <w:sz w:val="16"/>
+          <w:szCs w:val="16"/>
+        </w:rPr>
+        <w:t>schema_users.users</w:t>
+      </w:r>
+      <w:proofErr w:type="spellEnd"/>
+      <w:r>
+        <w:rPr>
+          <w:sz w:val="16"/>
+          <w:szCs w:val="16"/>
+        </w:rPr>
+        <w:t xml:space="preserve"> (</w:t>
+      </w:r>
     </w:p>
     <w:p>
       <w:pPr>
@@ -150,7 +155,25 @@
           <w:sz w:val="16"/>
           <w:szCs w:val="16"/>
         </w:rPr>
-        <w:t>password varchar(20) not null</w:t>
+        <w:t>password varchar(20) not null,</w:t>
+      </w:r>
+    </w:p>
+    <w:p>
+      <w:pPr>
+        <w:tabs>
+          <w:tab w:val="left" w:pos="1130"/>
+        </w:tabs>
+        <w:rPr>
+          <w:sz w:val="16"/>
+          <w:szCs w:val="16"/>
+        </w:rPr>
+      </w:pPr>
+      <w:r>
+        <w:rPr>
+          <w:sz w:val="16"/>
+          <w:szCs w:val="16"/>
+        </w:rPr>
+        <w:t xml:space="preserve">role varchar not null </w:t>
       </w:r>
     </w:p>
     <w:p>

--- a/database_migrations/extra_schemas.docx
+++ b/database_migrations/extra_schemas.docx
@@ -121,7 +121,7 @@
           <w:sz w:val="16"/>
           <w:szCs w:val="16"/>
         </w:rPr>
-        <w:t xml:space="preserve"> varchar(20) not null check (</w:t>
+        <w:t xml:space="preserve"> varchar(20) not null unique check (</w:t>
       </w:r>
       <w:proofErr w:type="spellStart"/>
       <w:r>
